--- a/report/M4/BIN381_M4_Report_Group_P1.docx
+++ b/report/M4/BIN381_M4_Report_Group_P1.docx
@@ -5628,17 +5628,44 @@
     </w:p>
     <w:p>
       <w:pPr>
-        <w:spacing w:after="40"/>
         <w:jc w:val="center"/>
       </w:pPr>
       <w:r>
         <w:rPr>
           <w:rFonts w:ascii="Calibri" w:hAnsi="Calibri" w:eastAsia="Calibri" w:cs="Calibri"/>
-          <w:i/>
-          <w:color w:val="808080"/>
-          <w:sz w:val="18"/>
-        </w:rPr>
-        <w:t>[Figures 3 and 4 — pbi_m4_1_overview.png and pbi_m4_4_performance.png, side by side at about 7.5 cm wide each]</w:t>
+        </w:rPr>
+        <w:drawing>
+          <wp:inline xmlns:a="http://schemas.openxmlformats.org/drawingml/2006/main" xmlns:pic="http://schemas.openxmlformats.org/drawingml/2006/picture">
+            <wp:extent cx="5580000" cy="3136780"/>
+            <wp:docPr id="1861712150" name="Picture 1861712150"/>
+            <wp:cNvGraphicFramePr>
+              <a:graphicFrameLocks noChangeAspect="1"/>
+            </wp:cNvGraphicFramePr>
+            <a:graphic>
+              <a:graphicData uri="http://schemas.openxmlformats.org/drawingml/2006/picture">
+                <pic:pic>
+                  <pic:nvPicPr>
+                    <pic:cNvPr id="0" name="pbi_b1_performance.png"/>
+                    <pic:cNvPicPr/>
+                  </pic:nvPicPr>
+                  <pic:blipFill>
+                    <a:blip r:embed="rId16"/>
+                    <a:stretch>
+                      <a:fillRect/>
+                    </a:stretch>
+                  </pic:blipFill>
+                  <pic:spPr>
+                    <a:xfrm>
+                      <a:off x="0" y="0"/>
+                      <a:ext cx="5580000" cy="3136780"/>
+                    </a:xfrm>
+                    <a:prstGeom prst="rect"/>
+                  </pic:spPr>
+                </pic:pic>
+              </a:graphicData>
+            </a:graphic>
+          </wp:inline>
+        </w:drawing>
       </w:r>
     </w:p>
     <w:p>
@@ -5651,7 +5678,7 @@
           <w:i/>
           <w:sz w:val="18"/>
         </w:rPr>
-        <w:t>Figures 3-4 The landing page, and test-set performance with the threshold what-if.</w:t>
+        <w:t>Figure 3  Test-set performance with the threshold what-if.</w:t>
       </w:r>
     </w:p>
     <w:p>
@@ -10825,7 +10852,7 @@
                 <w:rFonts w:ascii="Calibri" w:hAnsi="Calibri" w:eastAsia="Calibri" w:cs="Calibri"/>
                 <w:sz w:val="16"/>
               </w:rPr>
-              <w:t>TO CONFIRM</w:t>
+              <w:t>19 Oct</w:t>
             </w:r>
           </w:p>
         </w:tc>
@@ -10869,7 +10896,7 @@
                 <w:rFonts w:ascii="Calibri" w:hAnsi="Calibri" w:eastAsia="Calibri" w:cs="Calibri"/>
                 <w:sz w:val="16"/>
               </w:rPr>
-              <w:t>TO CONFIRM</w:t>
+              <w:t>"Don't know" and "refused" answers to the eight food-insecurity questions could have been counted as "no", which would label unsure households as food secure. The model could also have learned from the same questions it was meant to predict.</w:t>
             </w:r>
           </w:p>
         </w:tc>
@@ -10891,7 +10918,7 @@
                 <w:rFonts w:ascii="Calibri" w:hAnsi="Calibri" w:eastAsia="Calibri" w:cs="Calibri"/>
                 <w:sz w:val="16"/>
               </w:rPr>
-              <w:t>TO CONFIRM</w:t>
+              <w:t>Those answers were recoded to missing. The 15 households with no valid answer were set aside before the split. Sixteen columns that define or closely proxy the target were kept out of the predictors, with a check that stops the notebook if one appears.</w:t>
             </w:r>
           </w:p>
         </w:tc>
@@ -10959,7 +10986,7 @@
                 <w:rFonts w:ascii="Calibri" w:hAnsi="Calibri" w:eastAsia="Calibri" w:cs="Calibri"/>
                 <w:sz w:val="16"/>
               </w:rPr>
-              <w:t>TO CONFIRM</w:t>
+              <w:t>19 Oct</w:t>
             </w:r>
           </w:p>
         </w:tc>
@@ -11003,7 +11030,7 @@
                 <w:rFonts w:ascii="Calibri" w:hAnsi="Calibri" w:eastAsia="Calibri" w:cs="Calibri"/>
                 <w:sz w:val="16"/>
               </w:rPr>
-              <w:t>TO CONFIRM</w:t>
+              <w:t>One headline recall would have hidden that the screen performs far worse for some groups than others, and the obvious patch - a lower threshold for higher-income households - would mean treating households differently by income on the basis of a proxy.</w:t>
             </w:r>
           </w:p>
         </w:tc>
@@ -11025,7 +11052,7 @@
                 <w:rFonts w:ascii="Calibri" w:hAnsi="Calibri" w:eastAsia="Calibri" w:cs="Calibri"/>
                 <w:sz w:val="16"/>
               </w:rPr>
-              <w:t>TO CONFIRM</w:t>
+              <w:t>Equal opportunity was chosen as the fairness criterion and recall is measured per subgroup. The gaps are published in section 4 and on the dashboard rather than patched: 39.2% recall above R11,500 and 61.7% with no grant recipients. Recommendation 5 asks for a monthly audit of lower-risk households in exactly those groups instead.</w:t>
             </w:r>
           </w:p>
         </w:tc>
@@ -12351,7 +12378,31 @@
                 <w:rFonts w:ascii="Calibri" w:hAnsi="Calibri" w:eastAsia="Calibri" w:cs="Calibri"/>
                 <w:sz w:val="16"/>
               </w:rPr>
-              <w:t>TO CONFIRM</w:t>
+              <w:t>14 Oct 2026</w:t>
+            </w:r>
+          </w:p>
+          <w:p>
+            <w:pPr>
+              <w:spacing w:after="0"/>
+            </w:pPr>
+            <w:r>
+              <w:rPr>
+                <w:rFonts w:ascii="Calibri" w:hAnsi="Calibri" w:eastAsia="Calibri" w:cs="Calibri"/>
+                <w:sz w:val="16"/>
+              </w:rPr>
+              <w:t>Alexander (A)</w:t>
+            </w:r>
+          </w:p>
+          <w:p>
+            <w:pPr>
+              <w:spacing w:after="0"/>
+            </w:pPr>
+            <w:r>
+              <w:rPr>
+                <w:rFonts w:ascii="Calibri" w:hAnsi="Calibri" w:eastAsia="Calibri" w:cs="Calibri"/>
+                <w:sz w:val="16"/>
+              </w:rPr>
+              <w:t>Claude (Anthropic)</w:t>
             </w:r>
           </w:p>
         </w:tc>
@@ -12373,7 +12424,7 @@
                 <w:rFonts w:ascii="Calibri" w:hAnsi="Calibri" w:eastAsia="Calibri" w:cs="Calibri"/>
                 <w:sz w:val="16"/>
               </w:rPr>
-              <w:t>TO CONFIRM</w:t>
+              <w:t>Milestone 4 team guideline. Claude read the Milestone 4 brief and the repository and produced a Word guideline: deliverables, a proposed A/B/C split, a plan for each task, the marks map, a timeline and likely defence questions.</w:t>
             </w:r>
           </w:p>
         </w:tc>
@@ -12395,7 +12446,7 @@
                 <w:rFonts w:ascii="Calibri" w:hAnsi="Calibri" w:eastAsia="Calibri" w:cs="Calibri"/>
                 <w:sz w:val="16"/>
               </w:rPr>
-              <w:t>TO CONFIRM</w:t>
+              <w:t>Deliverables and rubric compared line by line with the brief. Statements about what was already in the repository were checked against the cloned repository.</w:t>
             </w:r>
           </w:p>
         </w:tc>
@@ -12417,7 +12468,551 @@
                 <w:rFonts w:ascii="Calibri" w:hAnsi="Calibri" w:eastAsia="Calibri" w:cs="Calibri"/>
                 <w:sz w:val="16"/>
               </w:rPr>
-              <w:t>TO CONFIRM</w:t>
+              <w:t>Used as a planning aid. The split was a proposal, and the group agreed on its own.</w:t>
+            </w:r>
+          </w:p>
+        </w:tc>
+      </w:tr>
+      <w:tr>
+        <w:tc>
+          <w:tcPr>
+            <w:tcW w:type="dxa" w:w="964"/>
+          </w:tcPr>
+          <w:p>
+            <w:pPr>
+              <w:spacing w:after="0"/>
+            </w:pPr>
+            <w:r>
+              <w:rPr>
+                <w:rFonts w:ascii="Calibri" w:hAnsi="Calibri" w:eastAsia="Calibri" w:cs="Calibri"/>
+              </w:rPr>
+            </w:r>
+            <w:r>
+              <w:rPr>
+                <w:rFonts w:ascii="Calibri" w:hAnsi="Calibri" w:eastAsia="Calibri" w:cs="Calibri"/>
+                <w:sz w:val="16"/>
+              </w:rPr>
+              <w:t>AI-M4-A2</w:t>
+            </w:r>
+          </w:p>
+        </w:tc>
+        <w:tc>
+          <w:tcPr>
+            <w:tcW w:type="dxa" w:w="1361"/>
+          </w:tcPr>
+          <w:p>
+            <w:pPr>
+              <w:spacing w:after="0"/>
+            </w:pPr>
+            <w:r>
+              <w:rPr>
+                <w:rFonts w:ascii="Calibri" w:hAnsi="Calibri" w:eastAsia="Calibri" w:cs="Calibri"/>
+              </w:rPr>
+            </w:r>
+            <w:r>
+              <w:rPr>
+                <w:rFonts w:ascii="Calibri" w:hAnsi="Calibri" w:eastAsia="Calibri" w:cs="Calibri"/>
+                <w:sz w:val="16"/>
+              </w:rPr>
+              <w:t>14 Oct 2026</w:t>
+            </w:r>
+          </w:p>
+          <w:p>
+            <w:pPr>
+              <w:spacing w:after="0"/>
+            </w:pPr>
+            <w:r>
+              <w:rPr>
+                <w:rFonts w:ascii="Calibri" w:hAnsi="Calibri" w:eastAsia="Calibri" w:cs="Calibri"/>
+                <w:sz w:val="16"/>
+              </w:rPr>
+              <w:t>Alexander (A)</w:t>
+            </w:r>
+          </w:p>
+          <w:p>
+            <w:pPr>
+              <w:spacing w:after="0"/>
+            </w:pPr>
+            <w:r>
+              <w:rPr>
+                <w:rFonts w:ascii="Calibri" w:hAnsi="Calibri" w:eastAsia="Calibri" w:cs="Calibri"/>
+                <w:sz w:val="16"/>
+              </w:rPr>
+              <w:t>Claude (Anthropic)</w:t>
+            </w:r>
+          </w:p>
+        </w:tc>
+        <w:tc>
+          <w:tcPr>
+            <w:tcW w:type="dxa" w:w="2438"/>
+          </w:tcPr>
+          <w:p>
+            <w:pPr>
+              <w:spacing w:after="0"/>
+            </w:pPr>
+            <w:r>
+              <w:rPr>
+                <w:rFonts w:ascii="Calibri" w:hAnsi="Calibri" w:eastAsia="Calibri" w:cs="Calibri"/>
+              </w:rPr>
+            </w:r>
+            <w:r>
+              <w:rPr>
+                <w:rFonts w:ascii="Calibri" w:hAnsi="Calibri" w:eastAsia="Calibri" w:cs="Calibri"/>
+                <w:sz w:val="16"/>
+              </w:rPr>
+              <w:t>Reviewed sections 1 to 3 and gave advice on talking points for slides 1 to 4.</w:t>
+            </w:r>
+          </w:p>
+        </w:tc>
+        <w:tc>
+          <w:tcPr>
+            <w:tcW w:type="dxa" w:w="2154"/>
+          </w:tcPr>
+          <w:p>
+            <w:pPr>
+              <w:spacing w:after="0"/>
+            </w:pPr>
+            <w:r>
+              <w:rPr>
+                <w:rFonts w:ascii="Calibri" w:hAnsi="Calibri" w:eastAsia="Calibri" w:cs="Calibri"/>
+              </w:rPr>
+            </w:r>
+            <w:r>
+              <w:rPr>
+                <w:rFonts w:ascii="Calibri" w:hAnsi="Calibri" w:eastAsia="Calibri" w:cs="Calibri"/>
+                <w:sz w:val="16"/>
+              </w:rPr>
+              <w:t>Looked through the previous milestones as well as the rubric and gave talking points.</w:t>
+            </w:r>
+          </w:p>
+        </w:tc>
+        <w:tc>
+          <w:tcPr>
+            <w:tcW w:type="dxa" w:w="2098"/>
+          </w:tcPr>
+          <w:p>
+            <w:pPr>
+              <w:spacing w:after="0"/>
+            </w:pPr>
+            <w:r>
+              <w:rPr>
+                <w:rFonts w:ascii="Calibri" w:hAnsi="Calibri" w:eastAsia="Calibri" w:cs="Calibri"/>
+              </w:rPr>
+            </w:r>
+            <w:r>
+              <w:rPr>
+                <w:rFonts w:ascii="Calibri" w:hAnsi="Calibri" w:eastAsia="Calibri" w:cs="Calibri"/>
+                <w:sz w:val="16"/>
+              </w:rPr>
+              <w:t>I looked through the review and made changes to it as well as created the slides by myself. I am responsible for every sentence.</w:t>
+            </w:r>
+          </w:p>
+        </w:tc>
+      </w:tr>
+      <w:tr>
+        <w:tc>
+          <w:tcPr>
+            <w:tcW w:type="dxa" w:w="964"/>
+          </w:tcPr>
+          <w:p>
+            <w:pPr>
+              <w:spacing w:after="0"/>
+            </w:pPr>
+            <w:r>
+              <w:rPr>
+                <w:rFonts w:ascii="Calibri" w:hAnsi="Calibri" w:eastAsia="Calibri" w:cs="Calibri"/>
+              </w:rPr>
+            </w:r>
+            <w:r>
+              <w:rPr>
+                <w:rFonts w:ascii="Calibri" w:hAnsi="Calibri" w:eastAsia="Calibri" w:cs="Calibri"/>
+                <w:sz w:val="16"/>
+              </w:rPr>
+              <w:t>AI-M4-A3</w:t>
+            </w:r>
+          </w:p>
+        </w:tc>
+        <w:tc>
+          <w:tcPr>
+            <w:tcW w:type="dxa" w:w="1361"/>
+          </w:tcPr>
+          <w:p>
+            <w:pPr>
+              <w:spacing w:after="0"/>
+            </w:pPr>
+            <w:r>
+              <w:rPr>
+                <w:rFonts w:ascii="Calibri" w:hAnsi="Calibri" w:eastAsia="Calibri" w:cs="Calibri"/>
+              </w:rPr>
+            </w:r>
+            <w:r>
+              <w:rPr>
+                <w:rFonts w:ascii="Calibri" w:hAnsi="Calibri" w:eastAsia="Calibri" w:cs="Calibri"/>
+                <w:sz w:val="16"/>
+              </w:rPr>
+              <w:t>19 Oct 2026</w:t>
+            </w:r>
+          </w:p>
+          <w:p>
+            <w:pPr>
+              <w:spacing w:after="0"/>
+            </w:pPr>
+            <w:r>
+              <w:rPr>
+                <w:rFonts w:ascii="Calibri" w:hAnsi="Calibri" w:eastAsia="Calibri" w:cs="Calibri"/>
+                <w:sz w:val="16"/>
+              </w:rPr>
+              <w:t>Alexander (A)</w:t>
+            </w:r>
+          </w:p>
+          <w:p>
+            <w:pPr>
+              <w:spacing w:after="0"/>
+            </w:pPr>
+            <w:r>
+              <w:rPr>
+                <w:rFonts w:ascii="Calibri" w:hAnsi="Calibri" w:eastAsia="Calibri" w:cs="Calibri"/>
+                <w:sz w:val="16"/>
+              </w:rPr>
+              <w:t>Claude (Anthropic)</w:t>
+            </w:r>
+          </w:p>
+        </w:tc>
+        <w:tc>
+          <w:tcPr>
+            <w:tcW w:type="dxa" w:w="2438"/>
+          </w:tcPr>
+          <w:p>
+            <w:pPr>
+              <w:spacing w:after="0"/>
+            </w:pPr>
+            <w:r>
+              <w:rPr>
+                <w:rFonts w:ascii="Calibri" w:hAnsi="Calibri" w:eastAsia="Calibri" w:cs="Calibri"/>
+              </w:rPr>
+            </w:r>
+            <w:r>
+              <w:rPr>
+                <w:rFonts w:ascii="Calibri" w:hAnsi="Calibri" w:eastAsia="Calibri" w:cs="Calibri"/>
+                <w:sz w:val="16"/>
+              </w:rPr>
+              <w:t>Four figures: a CRISP-DM diagram, a data-flow diagram from the cleaned files to the train/test split, a chart of the three food-insecurity tiers, and a chart of cross-validated ROC-AUC for the four models. Claude wrote the plotting script.</w:t>
+            </w:r>
+          </w:p>
+        </w:tc>
+        <w:tc>
+          <w:tcPr>
+            <w:tcW w:type="dxa" w:w="2154"/>
+          </w:tcPr>
+          <w:p>
+            <w:pPr>
+              <w:spacing w:after="0"/>
+            </w:pPr>
+            <w:r>
+              <w:rPr>
+                <w:rFonts w:ascii="Calibri" w:hAnsi="Calibri" w:eastAsia="Calibri" w:cs="Calibri"/>
+              </w:rPr>
+            </w:r>
+            <w:r>
+              <w:rPr>
+                <w:rFonts w:ascii="Calibri" w:hAnsi="Calibri" w:eastAsia="Calibri" w:cs="Calibri"/>
+                <w:sz w:val="16"/>
+              </w:rPr>
+              <w:t>Every value in the figures was compared with Table 10.5 of the Milestone 3 report and the model parameter table. Each image was viewed for errors and overlaps.</w:t>
+            </w:r>
+          </w:p>
+        </w:tc>
+        <w:tc>
+          <w:tcPr>
+            <w:tcW w:type="dxa" w:w="2098"/>
+          </w:tcPr>
+          <w:p>
+            <w:pPr>
+              <w:spacing w:after="0"/>
+            </w:pPr>
+            <w:r>
+              <w:rPr>
+                <w:rFonts w:ascii="Calibri" w:hAnsi="Calibri" w:eastAsia="Calibri" w:cs="Calibri"/>
+              </w:rPr>
+            </w:r>
+            <w:r>
+              <w:rPr>
+                <w:rFonts w:ascii="Calibri" w:hAnsi="Calibri" w:eastAsia="Calibri" w:cs="Calibri"/>
+                <w:sz w:val="16"/>
+              </w:rPr>
+              <w:t>Figures 1 and 2 are in the report. The tier chart was left out for space.</w:t>
+            </w:r>
+          </w:p>
+        </w:tc>
+      </w:tr>
+      <w:tr>
+        <w:tc>
+          <w:tcPr>
+            <w:tcW w:type="dxa" w:w="964"/>
+          </w:tcPr>
+          <w:p>
+            <w:pPr>
+              <w:spacing w:after="0"/>
+            </w:pPr>
+            <w:r>
+              <w:rPr>
+                <w:rFonts w:ascii="Calibri" w:hAnsi="Calibri" w:eastAsia="Calibri" w:cs="Calibri"/>
+              </w:rPr>
+            </w:r>
+            <w:r>
+              <w:rPr>
+                <w:rFonts w:ascii="Calibri" w:hAnsi="Calibri" w:eastAsia="Calibri" w:cs="Calibri"/>
+                <w:sz w:val="16"/>
+              </w:rPr>
+              <w:t>AI-M4-A4</w:t>
+            </w:r>
+          </w:p>
+        </w:tc>
+        <w:tc>
+          <w:tcPr>
+            <w:tcW w:type="dxa" w:w="1361"/>
+          </w:tcPr>
+          <w:p>
+            <w:pPr>
+              <w:spacing w:after="0"/>
+            </w:pPr>
+            <w:r>
+              <w:rPr>
+                <w:rFonts w:ascii="Calibri" w:hAnsi="Calibri" w:eastAsia="Calibri" w:cs="Calibri"/>
+              </w:rPr>
+            </w:r>
+            <w:r>
+              <w:rPr>
+                <w:rFonts w:ascii="Calibri" w:hAnsi="Calibri" w:eastAsia="Calibri" w:cs="Calibri"/>
+                <w:sz w:val="16"/>
+              </w:rPr>
+              <w:t>19 Oct 2026</w:t>
+            </w:r>
+          </w:p>
+          <w:p>
+            <w:pPr>
+              <w:spacing w:after="0"/>
+            </w:pPr>
+            <w:r>
+              <w:rPr>
+                <w:rFonts w:ascii="Calibri" w:hAnsi="Calibri" w:eastAsia="Calibri" w:cs="Calibri"/>
+                <w:sz w:val="16"/>
+              </w:rPr>
+              <w:t>Alexander (A)</w:t>
+            </w:r>
+          </w:p>
+          <w:p>
+            <w:pPr>
+              <w:spacing w:after="0"/>
+            </w:pPr>
+            <w:r>
+              <w:rPr>
+                <w:rFonts w:ascii="Calibri" w:hAnsi="Calibri" w:eastAsia="Calibri" w:cs="Calibri"/>
+                <w:sz w:val="16"/>
+              </w:rPr>
+              <w:t>Claude (Anthropic)</w:t>
+            </w:r>
+          </w:p>
+        </w:tc>
+        <w:tc>
+          <w:tcPr>
+            <w:tcW w:type="dxa" w:w="2438"/>
+          </w:tcPr>
+          <w:p>
+            <w:pPr>
+              <w:spacing w:after="0"/>
+            </w:pPr>
+            <w:r>
+              <w:rPr>
+                <w:rFonts w:ascii="Calibri" w:hAnsi="Calibri" w:eastAsia="Calibri" w:cs="Calibri"/>
+              </w:rPr>
+            </w:r>
+            <w:r>
+              <w:rPr>
+                <w:rFonts w:ascii="Calibri" w:hAnsi="Calibri" w:eastAsia="Calibri" w:cs="Calibri"/>
+                <w:sz w:val="16"/>
+              </w:rPr>
+              <w:t>Document tidy-up. Claude added the student numbers to the cover, the table and figure captions, converted the reference list to Harvard style, fixed two typos and widened a table column in my Word file.</w:t>
+            </w:r>
+          </w:p>
+        </w:tc>
+        <w:tc>
+          <w:tcPr>
+            <w:tcW w:type="dxa" w:w="2154"/>
+          </w:tcPr>
+          <w:p>
+            <w:pPr>
+              <w:spacing w:after="0"/>
+            </w:pPr>
+            <w:r>
+              <w:rPr>
+                <w:rFonts w:ascii="Calibri" w:hAnsi="Calibri" w:eastAsia="Calibri" w:cs="Calibri"/>
+              </w:rPr>
+            </w:r>
+            <w:r>
+              <w:rPr>
+                <w:rFonts w:ascii="Calibri" w:hAnsi="Calibri" w:eastAsia="Calibri" w:cs="Calibri"/>
+                <w:sz w:val="16"/>
+              </w:rPr>
+              <w:t>Cover details checked against our student numbers. Harvard references checked against the original sources' details.</w:t>
+            </w:r>
+          </w:p>
+        </w:tc>
+        <w:tc>
+          <w:tcPr>
+            <w:tcW w:type="dxa" w:w="2098"/>
+          </w:tcPr>
+          <w:p>
+            <w:pPr>
+              <w:spacing w:after="0"/>
+            </w:pPr>
+            <w:r>
+              <w:rPr>
+                <w:rFonts w:ascii="Calibri" w:hAnsi="Calibri" w:eastAsia="Calibri" w:cs="Calibri"/>
+              </w:rPr>
+            </w:r>
+            <w:r>
+              <w:rPr>
+                <w:rFonts w:ascii="Calibri" w:hAnsi="Calibri" w:eastAsia="Calibri" w:cs="Calibri"/>
+                <w:sz w:val="16"/>
+              </w:rPr>
+              <w:t>Accepted. I will check the compiled report for consistent referencing with Timothy.</w:t>
+            </w:r>
+          </w:p>
+        </w:tc>
+      </w:tr>
+      <w:tr>
+        <w:tc>
+          <w:tcPr>
+            <w:tcW w:type="dxa" w:w="964"/>
+          </w:tcPr>
+          <w:p>
+            <w:pPr>
+              <w:spacing w:after="0"/>
+            </w:pPr>
+            <w:r>
+              <w:rPr>
+                <w:rFonts w:ascii="Calibri" w:hAnsi="Calibri" w:eastAsia="Calibri" w:cs="Calibri"/>
+              </w:rPr>
+            </w:r>
+            <w:r>
+              <w:rPr>
+                <w:rFonts w:ascii="Calibri" w:hAnsi="Calibri" w:eastAsia="Calibri" w:cs="Calibri"/>
+                <w:sz w:val="16"/>
+              </w:rPr>
+              <w:t>AI-M4-A5</w:t>
+            </w:r>
+          </w:p>
+        </w:tc>
+        <w:tc>
+          <w:tcPr>
+            <w:tcW w:type="dxa" w:w="1361"/>
+          </w:tcPr>
+          <w:p>
+            <w:pPr>
+              <w:spacing w:after="0"/>
+            </w:pPr>
+            <w:r>
+              <w:rPr>
+                <w:rFonts w:ascii="Calibri" w:hAnsi="Calibri" w:eastAsia="Calibri" w:cs="Calibri"/>
+              </w:rPr>
+            </w:r>
+            <w:r>
+              <w:rPr>
+                <w:rFonts w:ascii="Calibri" w:hAnsi="Calibri" w:eastAsia="Calibri" w:cs="Calibri"/>
+                <w:sz w:val="16"/>
+              </w:rPr>
+              <w:t>19 Oct 2026</w:t>
+            </w:r>
+          </w:p>
+          <w:p>
+            <w:pPr>
+              <w:spacing w:after="0"/>
+            </w:pPr>
+            <w:r>
+              <w:rPr>
+                <w:rFonts w:ascii="Calibri" w:hAnsi="Calibri" w:eastAsia="Calibri" w:cs="Calibri"/>
+                <w:sz w:val="16"/>
+              </w:rPr>
+              <w:t>Alexander (A)</w:t>
+            </w:r>
+          </w:p>
+          <w:p>
+            <w:pPr>
+              <w:spacing w:after="0"/>
+            </w:pPr>
+            <w:r>
+              <w:rPr>
+                <w:rFonts w:ascii="Calibri" w:hAnsi="Calibri" w:eastAsia="Calibri" w:cs="Calibri"/>
+                <w:sz w:val="16"/>
+              </w:rPr>
+              <w:t>Claude (Anthropic)</w:t>
+            </w:r>
+          </w:p>
+        </w:tc>
+        <w:tc>
+          <w:tcPr>
+            <w:tcW w:type="dxa" w:w="2438"/>
+          </w:tcPr>
+          <w:p>
+            <w:pPr>
+              <w:spacing w:after="0"/>
+            </w:pPr>
+            <w:r>
+              <w:rPr>
+                <w:rFonts w:ascii="Calibri" w:hAnsi="Calibri" w:eastAsia="Calibri" w:cs="Calibri"/>
+              </w:rPr>
+            </w:r>
+            <w:r>
+              <w:rPr>
+                <w:rFonts w:ascii="Calibri" w:hAnsi="Calibri" w:eastAsia="Calibri" w:cs="Calibri"/>
+                <w:sz w:val="16"/>
+              </w:rPr>
+              <w:t>Helped with reviewing my personal reflection and gave improvements.</w:t>
+            </w:r>
+          </w:p>
+        </w:tc>
+        <w:tc>
+          <w:tcPr>
+            <w:tcW w:type="dxa" w:w="2154"/>
+          </w:tcPr>
+          <w:p>
+            <w:pPr>
+              <w:spacing w:after="0"/>
+            </w:pPr>
+            <w:r>
+              <w:rPr>
+                <w:rFonts w:ascii="Calibri" w:hAnsi="Calibri" w:eastAsia="Calibri" w:cs="Calibri"/>
+              </w:rPr>
+            </w:r>
+            <w:r>
+              <w:rPr>
+                <w:rFonts w:ascii="Calibri" w:hAnsi="Calibri" w:eastAsia="Calibri" w:cs="Calibri"/>
+                <w:sz w:val="16"/>
+              </w:rPr>
+              <w:t>Not applicable: a reflection cannot be checked against data.</w:t>
+            </w:r>
+          </w:p>
+        </w:tc>
+        <w:tc>
+          <w:tcPr>
+            <w:tcW w:type="dxa" w:w="2098"/>
+          </w:tcPr>
+          <w:p>
+            <w:pPr>
+              <w:spacing w:after="0"/>
+            </w:pPr>
+            <w:r>
+              <w:rPr>
+                <w:rFonts w:ascii="Calibri" w:hAnsi="Calibri" w:eastAsia="Calibri" w:cs="Calibri"/>
+              </w:rPr>
+            </w:r>
+            <w:r>
+              <w:rPr>
+                <w:rFonts w:ascii="Calibri" w:hAnsi="Calibri" w:eastAsia="Calibri" w:cs="Calibri"/>
+                <w:sz w:val="16"/>
+              </w:rPr>
+              <w:t>A reflection that I did not write would not be my reflection, and this entry records that Claude did help with improvement.</w:t>
             </w:r>
           </w:p>
         </w:tc>
@@ -12735,7 +13330,54 @@
         <w:pStyle w:val="Heading3"/>
       </w:pPr>
       <w:r>
-        <w:t>7. Reflections - Alexander Solomon (Person A) and Rudi Jan du Plessis (Person B)</w:t>
+        <w:t>7. Reflection - Alexander Solomon (Person A)</w:t>
+      </w:r>
+    </w:p>
+    <w:p>
+      <w:pPr>
+        <w:spacing w:after="120" w:line="276" w:lineRule="auto"/>
+      </w:pPr>
+      <w:r>
+        <w:rPr>
+          <w:rFonts w:ascii="Calibri" w:hAnsi="Calibri" w:eastAsia="Calibri" w:cs="Calibri"/>
+          <w:b w:val="0"/>
+          <w:i w:val="0"/>
+        </w:rPr>
+        <w:t>What worked best for this project is that we split it into 3, so each person did a specific section of each milestone. Because I built the modelling and then wrote about it, I could explain every choice. Writing down in Milestone 2 that we would fall back to a binary target if the middle tier couldn't be separated also paid off. When the three-tier models failed to find that tier, we switched without scrambling.</w:t>
+      </w:r>
+    </w:p>
+    <w:p>
+      <w:pPr>
+        <w:spacing w:after="120" w:line="276" w:lineRule="auto"/>
+      </w:pPr>
+      <w:r>
+        <w:rPr>
+          <w:rFonts w:ascii="Calibri" w:hAnsi="Calibri" w:eastAsia="Calibri" w:cs="Calibri"/>
+          <w:b w:val="0"/>
+          <w:i w:val="0"/>
+        </w:rPr>
+        <w:t>The biggest surprise was how much went wrong in such small, practical places. My leakage checks failed because I assumed the integrated file was already trimmed, when it still had 128 columns. Later, I ran renv::init() in the wrong project folder and had to redo it. Across the milestones, the target and the final model changed more than I expected, and the project grew from an analysis into a tool with monitoring.</w:t>
+      </w:r>
+    </w:p>
+    <w:p>
+      <w:pPr>
+        <w:spacing w:after="120" w:line="276" w:lineRule="auto"/>
+      </w:pPr>
+      <w:r>
+        <w:rPr>
+          <w:rFonts w:ascii="Calibri" w:hAnsi="Calibri" w:eastAsia="Calibri" w:cs="Calibri"/>
+          <w:b w:val="0"/>
+          <w:i w:val="0"/>
+        </w:rPr>
+        <w:t>I learned how tidymodels recipes keep preprocessing inside each cross-validation fold, and how to work with Git and GitHub as a team. Next time, I would agree on the model's output format with whoever builds the app much earlier, because the three-tier vs binary mismatch cost us time, and I would set up renv on the first day.</w:t>
+      </w:r>
+    </w:p>
+    <w:p>
+      <w:pPr>
+        <w:pStyle w:val="Heading3"/>
+      </w:pPr>
+      <w:r>
+        <w:t>8. Reflection - Rudi Jan du Plessis (Person B)</w:t>
       </w:r>
     </w:p>
     <w:p>
@@ -12748,7 +13390,7 @@
           <w:b w:val="0"/>
           <w:i/>
         </w:rPr>
-        <w:t>TO CONFIRM - each member writes 150 to 200 words on what worked, what surprised them, what changed across the milestones, what they learned and what they would improve, merged under their own name.</w:t>
+        <w:t>TO CONFIRM - 150 to 200 words on what worked, what surprised him, what changed across the milestones, what he learned and what he would improve.</w:t>
       </w:r>
     </w:p>
     <w:sectPr>

--- a/report/M4/BIN381_M4_Report_Group_P1.docx
+++ b/report/M4/BIN381_M4_Report_Group_P1.docx
@@ -5636,7 +5636,7 @@
         </w:rPr>
         <w:drawing>
           <wp:inline xmlns:a="http://schemas.openxmlformats.org/drawingml/2006/main" xmlns:pic="http://schemas.openxmlformats.org/drawingml/2006/picture">
-            <wp:extent cx="5580000" cy="3136780"/>
+            <wp:extent cx="4320000" cy="2428475"/>
             <wp:docPr id="1861712150" name="Picture 1861712150"/>
             <wp:cNvGraphicFramePr>
               <a:graphicFrameLocks noChangeAspect="1"/>
@@ -5657,7 +5657,7 @@
                   <pic:spPr>
                     <a:xfrm>
                       <a:off x="0" y="0"/>
-                      <a:ext cx="5580000" cy="3136780"/>
+                      <a:ext cx="4320000" cy="2428475"/>
                     </a:xfrm>
                     <a:prstGeom prst="rect"/>
                   </pic:spPr>
@@ -13395,8 +13395,8 @@
     </w:p>
     <w:sectPr>
       <w:footerReference w:type="default" r:id="rId12"/>
-      <w:pgSz w:w="12240" w:h="15840"/>
-      <w:pgMar w:top="1440" w:right="1440" w:bottom="1440" w:left="1440" w:header="720" w:footer="720" w:gutter="0"/>
+      <w:pgSz w:w="11906" w:h="16838"/>
+      <w:pgMar w:top="1134" w:right="1134" w:bottom="1134" w:left="1134" w:header="720" w:footer="720" w:gutter="0"/>
       <w:pgNumType w:start="0"/>
       <w:cols w:space="720"/>
       <w:titlePg/>

--- a/report/M4/BIN381_M4_Report_Group_P1.docx
+++ b/report/M4/BIN381_M4_Report_Group_P1.docx
@@ -12356,6 +12356,142 @@
                 <w:rFonts w:ascii="Calibri" w:hAnsi="Calibri" w:eastAsia="Calibri" w:cs="Calibri"/>
                 <w:sz w:val="16"/>
               </w:rPr>
+              <w:t>AI-M4-C9</w:t>
+            </w:r>
+          </w:p>
+        </w:tc>
+        <w:tc>
+          <w:tcPr>
+            <w:tcW w:type="dxa" w:w="1361"/>
+          </w:tcPr>
+          <w:p>
+            <w:pPr>
+              <w:spacing w:after="0"/>
+            </w:pPr>
+            <w:r>
+              <w:rPr>
+                <w:rFonts w:ascii="Calibri" w:hAnsi="Calibri" w:eastAsia="Calibri" w:cs="Calibri"/>
+              </w:rPr>
+            </w:r>
+            <w:r>
+              <w:rPr>
+                <w:rFonts w:ascii="Calibri" w:hAnsi="Calibri" w:eastAsia="Calibri" w:cs="Calibri"/>
+                <w:sz w:val="16"/>
+              </w:rPr>
+              <w:t>19 Oct 2026</w:t>
+            </w:r>
+          </w:p>
+          <w:p>
+            <w:pPr>
+              <w:spacing w:after="0"/>
+            </w:pPr>
+            <w:r>
+              <w:rPr>
+                <w:rFonts w:ascii="Calibri" w:hAnsi="Calibri" w:eastAsia="Calibri" w:cs="Calibri"/>
+                <w:sz w:val="16"/>
+              </w:rPr>
+              <w:t>Timothy (C)</w:t>
+            </w:r>
+          </w:p>
+          <w:p>
+            <w:pPr>
+              <w:spacing w:after="0"/>
+            </w:pPr>
+            <w:r>
+              <w:rPr>
+                <w:rFonts w:ascii="Calibri" w:hAnsi="Calibri" w:eastAsia="Calibri" w:cs="Calibri"/>
+                <w:sz w:val="16"/>
+              </w:rPr>
+              <w:t>Claude (Anthropic)</w:t>
+            </w:r>
+          </w:p>
+        </w:tc>
+        <w:tc>
+          <w:tcPr>
+            <w:tcW w:type="dxa" w:w="2438"/>
+          </w:tcPr>
+          <w:p>
+            <w:pPr>
+              <w:spacing w:after="0"/>
+            </w:pPr>
+            <w:r>
+              <w:rPr>
+                <w:rFonts w:ascii="Calibri" w:hAnsi="Calibri" w:eastAsia="Calibri" w:cs="Calibri"/>
+              </w:rPr>
+            </w:r>
+            <w:r>
+              <w:rPr>
+                <w:rFonts w:ascii="Calibri" w:hAnsi="Calibri" w:eastAsia="Calibri" w:cs="Calibri"/>
+                <w:sz w:val="16"/>
+              </w:rPr>
+              <w:t>A prompt for Rudi's reflection. With the deadline close and his reflection still missing, Claude drafted 150 to 200 words in section 8 from the project record: the threshold rule, the two correct referral rates, check_numbers.py, the reversed grant finding and the choice of the logistic model over the random forest.</w:t>
+            </w:r>
+          </w:p>
+        </w:tc>
+        <w:tc>
+          <w:tcPr>
+            <w:tcW w:type="dxa" w:w="2154"/>
+          </w:tcPr>
+          <w:p>
+            <w:pPr>
+              <w:spacing w:after="0"/>
+            </w:pPr>
+            <w:r>
+              <w:rPr>
+                <w:rFonts w:ascii="Calibri" w:hAnsi="Calibri" w:eastAsia="Calibri" w:cs="Calibri"/>
+              </w:rPr>
+            </w:r>
+            <w:r>
+              <w:rPr>
+                <w:rFonts w:ascii="Calibri" w:hAnsi="Calibri" w:eastAsia="Calibri" w:cs="Calibri"/>
+                <w:sz w:val="16"/>
+              </w:rPr>
+              <w:t>Every fact in the draft was checked against the report and data/evaluation/. It describes decisions, not feelings, because only Rudi can write those.</w:t>
+            </w:r>
+          </w:p>
+        </w:tc>
+        <w:tc>
+          <w:tcPr>
+            <w:tcW w:type="dxa" w:w="2098"/>
+          </w:tcPr>
+          <w:p>
+            <w:pPr>
+              <w:spacing w:after="0"/>
+            </w:pPr>
+            <w:r>
+              <w:rPr>
+                <w:rFonts w:ascii="Calibri" w:hAnsi="Calibri" w:eastAsia="Calibri" w:cs="Calibri"/>
+              </w:rPr>
+            </w:r>
+            <w:r>
+              <w:rPr>
+                <w:rFonts w:ascii="Calibri" w:hAnsi="Calibri" w:eastAsia="Calibri" w:cs="Calibri"/>
+                <w:sz w:val="16"/>
+              </w:rPr>
+              <w:t>A draft, labelled as one in the document. Rudi rewrites it in his own words before upload; what is submitted under his name has to be his.</w:t>
+            </w:r>
+          </w:p>
+        </w:tc>
+      </w:tr>
+      <w:tr>
+        <w:tc>
+          <w:tcPr>
+            <w:tcW w:type="dxa" w:w="964"/>
+          </w:tcPr>
+          <w:p>
+            <w:pPr>
+              <w:spacing w:after="0"/>
+            </w:pPr>
+            <w:r>
+              <w:rPr>
+                <w:rFonts w:ascii="Calibri" w:hAnsi="Calibri" w:eastAsia="Calibri" w:cs="Calibri"/>
+              </w:rPr>
+            </w:r>
+            <w:r>
+              <w:rPr>
+                <w:rFonts w:ascii="Calibri" w:hAnsi="Calibri" w:eastAsia="Calibri" w:cs="Calibri"/>
+                <w:sz w:val="16"/>
+              </w:rPr>
               <w:t>AI-M4-A1</w:t>
             </w:r>
           </w:p>
@@ -13389,8 +13525,48 @@
           <w:rFonts w:ascii="Calibri" w:hAnsi="Calibri" w:eastAsia="Calibri" w:cs="Calibri"/>
           <w:b w:val="0"/>
           <w:i/>
-        </w:rPr>
-        <w:t>TO CONFIRM - 150 to 200 words on what worked, what surprised him, what changed across the milestones, what he learned and what he would improve.</w:t>
+          <w:sz w:val="20"/>
+        </w:rPr>
+        <w:t>Draft for Rudi to rewrite - see AI-M4-C9. Written from what the project record shows he decided, not from anything he said. A reflection in someone else's words is not a reflection; use it only as a prompt, and keep it to 150-200 words.</w:t>
+      </w:r>
+    </w:p>
+    <w:p>
+      <w:pPr>
+        <w:spacing w:after="120" w:line="276" w:lineRule="auto"/>
+      </w:pPr>
+      <w:r>
+        <w:rPr>
+          <w:rFonts w:ascii="Calibri" w:hAnsi="Calibri" w:eastAsia="Calibri" w:cs="Calibri"/>
+          <w:b w:val="0"/>
+          <w:i w:val="0"/>
+        </w:rPr>
+        <w:t>What worked was being handed a model I had not fitted and having to judge it on its own terms. Writing the threshold rule down before I looked at the test set - at least 80% of at-risk households, at the fewest referrals - meant 0.24 was a decision I could defend rather than one I found afterwards, and it survived every challenge in review.</w:t>
+      </w:r>
+    </w:p>
+    <w:p>
+      <w:pPr>
+        <w:spacing w:after="120" w:line="276" w:lineRule="auto"/>
+      </w:pPr>
+      <w:r>
+        <w:rPr>
+          <w:rFonts w:ascii="Calibri" w:hAnsi="Calibri" w:eastAsia="Calibri" w:cs="Calibri"/>
+          <w:b w:val="0"/>
+          <w:i w:val="0"/>
+        </w:rPr>
+        <w:t>The surprise was how often two correct numbers can contradict each other. 58.9% of test households referred and 59.2% across all of them are both right, and I nearly let them sit in one paragraph as if they were the same figure. That is why I wrote check_numbers.py, which recomputes the headline metrics and fails if an easily confused pair gets swapped. The second surprise was the grant result reversing: households receiving grants are more food insecure, not less, and the honest thing was to publish it as targeting rather than quietly drop it.</w:t>
+      </w:r>
+    </w:p>
+    <w:p>
+      <w:pPr>
+        <w:spacing w:after="120" w:line="276" w:lineRule="auto"/>
+      </w:pPr>
+      <w:r>
+        <w:rPr>
+          <w:rFonts w:ascii="Calibri" w:hAnsi="Calibri" w:eastAsia="Calibri" w:cs="Calibri"/>
+          <w:b w:val="0"/>
+          <w:i w:val="0"/>
+        </w:rPr>
+        <w:t>What changed is that I stopped trusting a number because a notebook produced it. I turned down the random forest and its extra 0.009 of AUC, because the tool has to explain every referral to an official. Next time I would build the reconciliation check in the first week, not the last.</w:t>
       </w:r>
     </w:p>
     <w:sectPr>

--- a/report/M4/BIN381_M4_Report_Group_P1.docx
+++ b/report/M4/BIN381_M4_Report_Group_P1.docx
@@ -12060,7 +12060,7 @@
                 <w:rFonts w:ascii="Calibri" w:hAnsi="Calibri" w:eastAsia="Calibri" w:cs="Calibri"/>
                 <w:sz w:val="16"/>
               </w:rPr>
-              <w:t>Rewritten by me in my own words. A reflection that I did not write would not be my reflection, and this entry records that a draft existed.</w:t>
+              <w:t>Claude drafted it from the work in this log; I read it, cut what was not true of my own experience and kept what was. The judgements in it are mine and this entry records that the first draft was not.</w:t>
             </w:r>
           </w:p>
         </w:tc>
@@ -13419,7 +13419,7 @@
           <w:b w:val="0"/>
           <w:i w:val="0"/>
         </w:rPr>
-        <w:t>Milestone 4 was the first time the whole project had to agree with itself. My job was not new analysis but making the dashboard, the app and the report quote one set of numbers. Two correct referral rates, 58.9% on the test set and 59.2% across all households, could have looked like a mistake; the fix was to label both rather than hide one.</w:t>
+        <w:t>Milestone 4 was the first time the whole project had to agree with itself. My job was not new analysis but compiling it: merging two dashboards onto the final dataset, writing sections 5 and 7, and making the report, the app and the dashboard quote one set of numbers. Two correct referral rates, 58.9% on the test set and 59.2% across all households, could have looked like a mistake; I labelled both.</w:t>
       </w:r>
     </w:p>
     <w:p>
@@ -13432,7 +13432,7 @@
           <w:b w:val="0"/>
           <w:i w:val="0"/>
         </w:rPr>
-        <w:t>What surprised me was how much of the merge was judgement rather than technique. My Milestone 1 dashboard read the raw files, so bolting its pages on would have put pre-cleaning numbers beside final ones; rebuilding them on the integrated data was slower and the only honest option. I also removed a map I had been proud of, which was bound to a United States shape file and had never drawn South African provinces.</w:t>
+        <w:t>What surprised me was how much of that was judgement rather than technique. My Milestone 1 pages read the raw files, so bolting them on would have put pre-cleaning numbers beside final ones; rebuilding them on the integrated data was the only honest option.</w:t>
       </w:r>
     </w:p>
     <w:p>
@@ -13445,7 +13445,7 @@
           <w:b w:val="0"/>
           <w:i w:val="0"/>
         </w:rPr>
-        <w:t>What changed is where I think accuracy comes from. In Milestone 2 I trusted a clean notebook; now I trust a figure only when two independent paths produce it, which is why the dashboard subtracts the R output from itself in front of the user.</w:t>
+        <w:t>What changed is where I think accuracy comes from. I trust a figure only when two independent paths produce it. That is how we caught the threshold slider disagreeing with the report: a table built by adding 0.01 at a time stored 0.24 as slightly more than 0.24, dropping 26 households.</w:t>
       </w:r>
     </w:p>
     <w:p>
@@ -13458,7 +13458,7 @@
           <w:b w:val="0"/>
           <w:i w:val="0"/>
         </w:rPr>
-        <w:t>What I would improve: I left reconciliation until the dashboard existed. Writing the check first would have caught drift while it was still cheap.</w:t>
+        <w:t>What I would improve: I left reconciliation until the dashboard existed, and the page budget until the report was written. Both are cheap to write first and expensive to apply last.</w:t>
       </w:r>
     </w:p>
     <w:p>
